--- a/e1/speaking-listening/docs/task4-listening-recording-transcripts-teacher.docx
+++ b/e1/speaking-listening/docs/task4-listening-recording-transcripts-teacher.docx
@@ -5,6 +5,8 @@
     <w:p>
       <w:pPr>
         <w:pStyle w:val="FirstParagraph"/>
+        <w:keepNext/>
+        <w:spacing w:before="0" w:after="60" w:line="240" w:lineRule="auto"/>
       </w:pPr>
       <w:r>
         <w:drawing>
@@ -53,6 +55,8 @@
     <w:p>
       <w:pPr>
         <w:pStyle w:val="Heading1"/>
+        <w:keepNext/>
+        <w:spacing w:before="120" w:after="40" w:line="240" w:lineRule="auto"/>
       </w:pPr>
       <w:r>
         <w:t xml:space="preserve">Task 4 Recording Transcripts (Teacher Copy)</w:t>
@@ -61,6 +65,8 @@
     <w:p>
       <w:pPr>
         <w:pStyle w:val="FirstParagraph"/>
+        <w:keepNext/>
+        <w:spacing w:before="0" w:after="60" w:line="240" w:lineRule="auto"/>
       </w:pPr>
       <w:r>
         <w:t xml:space="preserve">Oct 12, 2026 ·</w:t>
@@ -75,6 +81,8 @@
     <w:p>
       <w:pPr>
         <w:pStyle w:val="BodyText"/>
+        <w:keepNext/>
+        <w:spacing w:before="0" w:after="60" w:line="240" w:lineRule="auto"/>
       </w:pPr>
       <w:r>
         <w:t xml:space="preserve">Read each recording aloud twice, as in the exam, before students order it on the Task 4 listening page. Keep this copy off the board.</w:t>
@@ -84,6 +92,8 @@
     <w:p>
       <w:pPr>
         <w:pStyle w:val="Heading2"/>
+        <w:keepNext/>
+        <w:spacing w:before="492" w:after="40" w:line="240" w:lineRule="auto"/>
       </w:pPr>
       <w:r>
         <w:t xml:space="preserve">Entry 1: Phoning the doctor’s surgery</w:t>
@@ -91,11 +101,13 @@
     </w:p>
     <w:p>
       <w:pPr>
+        <w:keepNext/>
         <w:numPr>
           <w:ilvl w:val="0"/>
           <w:numId w:val="1001"/>
         </w:numPr>
         <w:pStyle w:val="Compact"/>
+        <w:spacing w:before="0" w:after="60" w:line="240" w:lineRule="auto"/>
       </w:pPr>
       <w:r>
         <w:rPr>
@@ -113,11 +125,13 @@
     </w:p>
     <w:p>
       <w:pPr>
+        <w:keepNext/>
         <w:numPr>
           <w:ilvl w:val="0"/>
           <w:numId w:val="1001"/>
         </w:numPr>
         <w:pStyle w:val="Compact"/>
+        <w:spacing w:before="0" w:after="60" w:line="240" w:lineRule="auto"/>
       </w:pPr>
       <w:r>
         <w:rPr>
@@ -135,11 +149,13 @@
     </w:p>
     <w:p>
       <w:pPr>
+        <w:keepNext/>
         <w:numPr>
           <w:ilvl w:val="0"/>
           <w:numId w:val="1001"/>
         </w:numPr>
         <w:pStyle w:val="Compact"/>
+        <w:spacing w:before="0" w:after="60" w:line="240" w:lineRule="auto"/>
       </w:pPr>
       <w:r>
         <w:rPr>
@@ -157,11 +173,13 @@
     </w:p>
     <w:p>
       <w:pPr>
+        <w:keepNext/>
         <w:numPr>
           <w:ilvl w:val="0"/>
           <w:numId w:val="1001"/>
         </w:numPr>
         <w:pStyle w:val="Compact"/>
+        <w:spacing w:before="0" w:after="60" w:line="240" w:lineRule="auto"/>
       </w:pPr>
       <w:r>
         <w:rPr>
@@ -179,11 +197,13 @@
     </w:p>
     <w:p>
       <w:pPr>
+        <w:keepNext/>
         <w:numPr>
           <w:ilvl w:val="0"/>
           <w:numId w:val="1001"/>
         </w:numPr>
         <w:pStyle w:val="Compact"/>
+        <w:spacing w:before="0" w:after="60" w:line="240" w:lineRule="auto"/>
       </w:pPr>
       <w:r>
         <w:rPr>
@@ -201,11 +221,13 @@
     </w:p>
     <w:p>
       <w:pPr>
+        <w:keepNext/>
         <w:numPr>
           <w:ilvl w:val="0"/>
           <w:numId w:val="1001"/>
         </w:numPr>
         <w:pStyle w:val="Compact"/>
+        <w:spacing w:before="0" w:after="60" w:line="240" w:lineRule="auto"/>
       </w:pPr>
       <w:r>
         <w:rPr>
@@ -223,11 +245,13 @@
     </w:p>
     <w:p>
       <w:pPr>
+        <w:keepNext/>
         <w:numPr>
           <w:ilvl w:val="0"/>
           <w:numId w:val="1001"/>
         </w:numPr>
         <w:pStyle w:val="Compact"/>
+        <w:spacing w:before="0" w:after="60" w:line="240" w:lineRule="auto"/>
       </w:pPr>
       <w:r>
         <w:rPr>
@@ -245,11 +269,13 @@
     </w:p>
     <w:p>
       <w:pPr>
+        <w:keepNext/>
         <w:numPr>
           <w:ilvl w:val="0"/>
           <w:numId w:val="1001"/>
         </w:numPr>
         <w:pStyle w:val="Compact"/>
+        <w:spacing w:before="0" w:after="60" w:line="240" w:lineRule="auto"/>
       </w:pPr>
       <w:r>
         <w:rPr>
@@ -267,11 +293,13 @@
     </w:p>
     <w:p>
       <w:pPr>
+        <w:keepNext/>
         <w:numPr>
           <w:ilvl w:val="0"/>
           <w:numId w:val="1001"/>
         </w:numPr>
         <w:pStyle w:val="Compact"/>
+        <w:spacing w:before="0" w:after="60" w:line="240" w:lineRule="auto"/>
       </w:pPr>
       <w:r>
         <w:rPr>
@@ -289,11 +317,13 @@
     </w:p>
     <w:p>
       <w:pPr>
+        <w:keepNext/>
         <w:numPr>
           <w:ilvl w:val="0"/>
           <w:numId w:val="1001"/>
         </w:numPr>
         <w:pStyle w:val="Compact"/>
+        <w:spacing w:before="0" w:after="60" w:line="240" w:lineRule="auto"/>
       </w:pPr>
       <w:r>
         <w:rPr>
@@ -311,11 +341,13 @@
     </w:p>
     <w:p>
       <w:pPr>
+        <w:keepNext/>
         <w:numPr>
           <w:ilvl w:val="0"/>
           <w:numId w:val="1001"/>
         </w:numPr>
         <w:pStyle w:val="Compact"/>
+        <w:spacing w:before="0" w:after="60" w:line="240" w:lineRule="auto"/>
       </w:pPr>
       <w:r>
         <w:rPr>
@@ -333,11 +365,13 @@
     </w:p>
     <w:p>
       <w:pPr>
+        <w:keepNext/>
         <w:numPr>
           <w:ilvl w:val="0"/>
           <w:numId w:val="1001"/>
         </w:numPr>
         <w:pStyle w:val="Compact"/>
+        <w:spacing w:before="0" w:after="60" w:line="240" w:lineRule="auto"/>
       </w:pPr>
       <w:r>
         <w:rPr>
@@ -355,11 +389,13 @@
     </w:p>
     <w:p>
       <w:pPr>
+        <w:keepNext/>
         <w:numPr>
           <w:ilvl w:val="0"/>
           <w:numId w:val="1001"/>
         </w:numPr>
         <w:pStyle w:val="Compact"/>
+        <w:spacing w:before="0" w:after="60" w:line="240" w:lineRule="auto"/>
       </w:pPr>
       <w:r>
         <w:rPr>
@@ -378,6 +414,8 @@
     <w:p>
       <w:pPr>
         <w:pStyle w:val="FirstParagraph"/>
+        <w:keepNext/>
+        <w:spacing w:before="0" w:after="60" w:line="240" w:lineRule="auto"/>
       </w:pPr>
       <w:r>
         <w:t xml:space="preserve">Answers to the examiner’s questions: gist — a woman making a doctor’s appointment; problem — a bad cough; day — Thursday, at three o’clock; why not the morning — she goes to college on Thursday morning.</w:t>
@@ -388,6 +426,8 @@
     <w:p>
       <w:pPr>
         <w:pStyle w:val="Heading2"/>
+        <w:keepNext/>
+        <w:spacing w:before="492" w:after="40" w:line="240" w:lineRule="auto"/>
       </w:pPr>
       <w:r>
         <w:t xml:space="preserve">Entry 2: Lena and Sam plan Saturday</w:t>
@@ -395,11 +435,13 @@
     </w:p>
     <w:p>
       <w:pPr>
+        <w:keepNext/>
         <w:numPr>
           <w:ilvl w:val="0"/>
           <w:numId w:val="1002"/>
         </w:numPr>
         <w:pStyle w:val="Compact"/>
+        <w:spacing w:before="0" w:after="60" w:line="240" w:lineRule="auto"/>
       </w:pPr>
       <w:r>
         <w:rPr>
@@ -417,11 +459,13 @@
     </w:p>
     <w:p>
       <w:pPr>
+        <w:keepNext/>
         <w:numPr>
           <w:ilvl w:val="0"/>
           <w:numId w:val="1002"/>
         </w:numPr>
         <w:pStyle w:val="Compact"/>
+        <w:spacing w:before="0" w:after="60" w:line="240" w:lineRule="auto"/>
       </w:pPr>
       <w:r>
         <w:rPr>
@@ -439,11 +483,13 @@
     </w:p>
     <w:p>
       <w:pPr>
+        <w:keepNext/>
         <w:numPr>
           <w:ilvl w:val="0"/>
           <w:numId w:val="1002"/>
         </w:numPr>
         <w:pStyle w:val="Compact"/>
+        <w:spacing w:before="0" w:after="60" w:line="240" w:lineRule="auto"/>
       </w:pPr>
       <w:r>
         <w:rPr>
@@ -461,11 +507,13 @@
     </w:p>
     <w:p>
       <w:pPr>
+        <w:keepNext/>
         <w:numPr>
           <w:ilvl w:val="0"/>
           <w:numId w:val="1002"/>
         </w:numPr>
         <w:pStyle w:val="Compact"/>
+        <w:spacing w:before="0" w:after="60" w:line="240" w:lineRule="auto"/>
       </w:pPr>
       <w:r>
         <w:rPr>
@@ -483,11 +531,13 @@
     </w:p>
     <w:p>
       <w:pPr>
+        <w:keepNext/>
         <w:numPr>
           <w:ilvl w:val="0"/>
           <w:numId w:val="1002"/>
         </w:numPr>
         <w:pStyle w:val="Compact"/>
+        <w:spacing w:before="0" w:after="60" w:line="240" w:lineRule="auto"/>
       </w:pPr>
       <w:r>
         <w:rPr>
@@ -505,11 +555,13 @@
     </w:p>
     <w:p>
       <w:pPr>
+        <w:keepNext/>
         <w:numPr>
           <w:ilvl w:val="0"/>
           <w:numId w:val="1002"/>
         </w:numPr>
         <w:pStyle w:val="Compact"/>
+        <w:spacing w:before="0" w:after="60" w:line="240" w:lineRule="auto"/>
       </w:pPr>
       <w:r>
         <w:rPr>
@@ -527,11 +579,13 @@
     </w:p>
     <w:p>
       <w:pPr>
+        <w:keepNext/>
         <w:numPr>
           <w:ilvl w:val="0"/>
           <w:numId w:val="1002"/>
         </w:numPr>
         <w:pStyle w:val="Compact"/>
+        <w:spacing w:before="0" w:after="60" w:line="240" w:lineRule="auto"/>
       </w:pPr>
       <w:r>
         <w:rPr>
@@ -549,11 +603,13 @@
     </w:p>
     <w:p>
       <w:pPr>
+        <w:keepNext/>
         <w:numPr>
           <w:ilvl w:val="0"/>
           <w:numId w:val="1002"/>
         </w:numPr>
         <w:pStyle w:val="Compact"/>
+        <w:spacing w:before="0" w:after="60" w:line="240" w:lineRule="auto"/>
       </w:pPr>
       <w:r>
         <w:rPr>
@@ -571,11 +627,13 @@
     </w:p>
     <w:p>
       <w:pPr>
+        <w:keepNext/>
         <w:numPr>
           <w:ilvl w:val="0"/>
           <w:numId w:val="1002"/>
         </w:numPr>
         <w:pStyle w:val="Compact"/>
+        <w:spacing w:before="0" w:after="60" w:line="240" w:lineRule="auto"/>
       </w:pPr>
       <w:r>
         <w:rPr>
@@ -593,11 +651,13 @@
     </w:p>
     <w:p>
       <w:pPr>
+        <w:keepNext/>
         <w:numPr>
           <w:ilvl w:val="0"/>
           <w:numId w:val="1002"/>
         </w:numPr>
         <w:pStyle w:val="Compact"/>
+        <w:spacing w:before="0" w:after="60" w:line="240" w:lineRule="auto"/>
       </w:pPr>
       <w:r>
         <w:rPr>
@@ -615,11 +675,13 @@
     </w:p>
     <w:p>
       <w:pPr>
+        <w:keepNext/>
         <w:numPr>
           <w:ilvl w:val="0"/>
           <w:numId w:val="1002"/>
         </w:numPr>
         <w:pStyle w:val="Compact"/>
+        <w:spacing w:before="0" w:after="60" w:line="240" w:lineRule="auto"/>
       </w:pPr>
       <w:r>
         <w:rPr>
@@ -637,11 +699,13 @@
     </w:p>
     <w:p>
       <w:pPr>
+        <w:keepNext/>
         <w:numPr>
           <w:ilvl w:val="0"/>
           <w:numId w:val="1002"/>
         </w:numPr>
         <w:pStyle w:val="Compact"/>
+        <w:spacing w:before="0" w:after="60" w:line="240" w:lineRule="auto"/>
       </w:pPr>
       <w:r>
         <w:rPr>
@@ -660,6 +724,8 @@
     <w:p>
       <w:pPr>
         <w:pStyle w:val="FirstParagraph"/>
+        <w:keepNext/>
+        <w:spacing w:before="0" w:after="60" w:line="240" w:lineRule="auto"/>
       </w:pPr>
       <w:r>
         <w:t xml:space="preserve">Answers to the examiner’s questions: gist — two friends planning a trip to a market on Saturday; meeting time — half past two (two o’clock is the trap); place — outside Hackney Central station; if it rains a lot — the cinema.</w:t>
@@ -669,7 +735,7 @@
     <w:bookmarkEnd w:id="25"/>
     <w:sectPr>
       <w:pgSz w:h="16838" w:w="11906"/>
-      <w:pgMar w:bottom="1020" w:left="1020" w:right="1020" w:top="1020"/>
+      <w:pgMar w:bottom="680" w:left="737" w:right="737" w:top="680" w:header="340" w:footer="340"/>
     </w:sectPr>
   </w:body>
 </w:document>
